--- a/Lab Files/IHH_Sample_Email_Thread_Bed_Capacity.docx
+++ b/Lab Files/IHH_Sample_Email_Thread_Bed_Capacity.docx
@@ -618,7 +618,7 @@
         <w:spacing w:after="120"/>
       </w:pPr>
       <w:r>
-        <w:t>We already have most of this. Orthopaedic length of stay at your site has gone from about 3.0 days in January to about 4.8 days in August. Every other hospital in the Group is flat at about 2.7 days, so this is not a Group-wide trend and it is not seasonal.</w:t>
+        <w:t>We already have most of this. Orthopaedic length of stay at your site has gone from about 3.0 days in January to about 4.6 days in August. Every other hospital in the Group is flat at about 2.6 days, so this is not a Group-wide trend and it is not seasonal.</w:t>
       </w:r>
     </w:p>
     <w:p/>
@@ -627,7 +627,7 @@
         <w:spacing w:after="120"/>
       </w:pPr>
       <w:r>
-        <w:t>The delay reason codes point at two things. Pharmacy turnaround over four hours is the single biggest cause, and waiting for a physiotherapy review is second. Both are much worse on Friday and Saturday. Roughly two in three weekend discharges are delayed against roughly one in three midweek.</w:t>
+        <w:t>The delay reason codes point at two things. Pharmacy turnaround over four hours is the single biggest cause, and waiting for a physiotherapy review is second. Both are much worse on Friday and Saturday. Roughly seven in ten weekend discharges are delayed against roughly four in ten midweek.</w:t>
       </w:r>
     </w:p>
     <w:p/>
@@ -1430,7 +1430,7 @@
         <w:spacing w:after="120"/>
       </w:pPr>
       <w:r>
-        <w:t>- Ward 7 orthopaedic ALOS: 3.0 days in January, 4.8 days in August. Group excluding GKL is flat at about 2.7 days.</w:t>
+        <w:t>- Ward 7 orthopaedic ALOS: about 3.0 days in January, about 4.6 days in August. Group excluding GKL is flat at about 2.6 days.</w:t>
       </w:r>
     </w:p>
     <w:p>
@@ -1438,7 +1438,7 @@
         <w:spacing w:after="120"/>
       </w:pPr>
       <w:r>
-        <w:t>- Delayed discharges: about 64 per cent on Friday, about 67 per cent on Saturday, about 32 to 43 per cent Monday to Thursday.</w:t>
+        <w:t>- Delayed discharges: about 67 per cent on Friday, about 70 per cent on Saturday, about 30 to 43 per cent Monday to Thursday.</w:t>
       </w:r>
     </w:p>
     <w:p>
@@ -1454,7 +1454,7 @@
         <w:spacing w:after="120"/>
       </w:pPr>
       <w:r>
-        <w:t>- Overtime hours per shift on Ward 7: 0.56 in January, 2.48 in August. All other wards flat at about 0.29.</w:t>
+        <w:t>- Overtime hours per shift on Ward 7: about 0.4 in January, about 3.0 in August. All other wards flat at about 0.3.</w:t>
       </w:r>
     </w:p>
     <w:p>
@@ -1462,7 +1462,7 @@
         <w:spacing w:after="120"/>
       </w:pPr>
       <w:r>
-        <w:t>- Shifts running with an unfilled post on Ward 7: 4 per cent in January, 57 per cent in August.</w:t>
+        <w:t>- Shifts running with an unfilled post on Ward 7: about 15 per cent in January, about 57 per cent in August.</w:t>
       </w:r>
     </w:p>
     <w:p>
